--- a/Formatos/Registro_diario.docx
+++ b/Formatos/Registro_diario.docx
@@ -1,6 +1,6 @@
 
 <file path=word/document.xml><?xml version="1.0" encoding="utf-8"?>
-<w:document xmlns:wpc="http://schemas.microsoft.com/office/word/2010/wordprocessingCanvas" xmlns:cx="http://schemas.microsoft.com/office/drawing/2014/chartex" xmlns:mc="http://schemas.openxmlformats.org/markup-compatibility/2006" xmlns:o="urn:schemas-microsoft-com:office:office" xmlns:r="http://schemas.openxmlformats.org/officeDocument/2006/relationships" xmlns:m="http://schemas.openxmlformats.org/officeDocument/2006/math" xmlns:v="urn:schemas-microsoft-com:vml" xmlns:wp14="http://schemas.microsoft.com/office/word/2010/wordprocessingDrawing" xmlns:wp="http://schemas.openxmlformats.org/drawingml/2006/wordprocessingDrawing" xmlns:w10="urn:schemas-microsoft-com:office:word" xmlns:w="http://schemas.openxmlformats.org/wordprocessingml/2006/main" xmlns:w14="http://schemas.microsoft.com/office/word/2010/wordml" xmlns:w15="http://schemas.microsoft.com/office/word/2012/wordml" xmlns:w16se="http://schemas.microsoft.com/office/word/2015/wordml/symex" xmlns:wpg="http://schemas.microsoft.com/office/word/2010/wordprocessingGroup" xmlns:wpi="http://schemas.microsoft.com/office/word/2010/wordprocessingInk" xmlns:wne="http://schemas.microsoft.com/office/word/2006/wordml" xmlns:wps="http://schemas.microsoft.com/office/word/2010/wordprocessingShape" mc:Ignorable="w14 w15 w16se wp14">
+<w:document xmlns:wpc="http://schemas.microsoft.com/office/word/2010/wordprocessingCanvas" xmlns:cx="http://schemas.microsoft.com/office/drawing/2014/chartex" xmlns:cx1="http://schemas.microsoft.com/office/drawing/2015/9/8/chartex" xmlns:cx2="http://schemas.microsoft.com/office/drawing/2015/10/21/chartex" xmlns:cx3="http://schemas.microsoft.com/office/drawing/2016/5/9/chartex" xmlns:cx4="http://schemas.microsoft.com/office/drawing/2016/5/10/chartex" xmlns:cx5="http://schemas.microsoft.com/office/drawing/2016/5/11/chartex" xmlns:cx6="http://schemas.microsoft.com/office/drawing/2016/5/12/chartex" xmlns:cx7="http://schemas.microsoft.com/office/drawing/2016/5/13/chartex" xmlns:cx8="http://schemas.microsoft.com/office/drawing/2016/5/14/chartex" xmlns:mc="http://schemas.openxmlformats.org/markup-compatibility/2006" xmlns:aink="http://schemas.microsoft.com/office/drawing/2016/ink" xmlns:am3d="http://schemas.microsoft.com/office/drawing/2017/model3d" xmlns:o="urn:schemas-microsoft-com:office:office" xmlns:oel="http://schemas.microsoft.com/office/2019/extlst" xmlns:r="http://schemas.openxmlformats.org/officeDocument/2006/relationships" xmlns:m="http://schemas.openxmlformats.org/officeDocument/2006/math" xmlns:v="urn:schemas-microsoft-com:vml" xmlns:wp14="http://schemas.microsoft.com/office/word/2010/wordprocessingDrawing" xmlns:wp="http://schemas.openxmlformats.org/drawingml/2006/wordprocessingDrawing" xmlns:w10="urn:schemas-microsoft-com:office:word" xmlns:w="http://schemas.openxmlformats.org/wordprocessingml/2006/main" xmlns:w14="http://schemas.microsoft.com/office/word/2010/wordml" xmlns:w15="http://schemas.microsoft.com/office/word/2012/wordml" xmlns:w16cex="http://schemas.microsoft.com/office/word/2018/wordml/cex" xmlns:w16cid="http://schemas.microsoft.com/office/word/2016/wordml/cid" xmlns:w16="http://schemas.microsoft.com/office/word/2018/wordml" xmlns:w16du="http://schemas.microsoft.com/office/word/2023/wordml/word16du" xmlns:w16sdtdh="http://schemas.microsoft.com/office/word/2020/wordml/sdtdatahash" xmlns:w16sdtfl="http://schemas.microsoft.com/office/word/2024/wordml/sdtformatlock" xmlns:w16se="http://schemas.microsoft.com/office/word/2015/wordml/symex" xmlns:wpg="http://schemas.microsoft.com/office/word/2010/wordprocessingGroup" xmlns:wpi="http://schemas.microsoft.com/office/word/2010/wordprocessingInk" xmlns:wne="http://schemas.microsoft.com/office/word/2006/wordml" xmlns:wps="http://schemas.microsoft.com/office/word/2010/wordprocessingShape" mc:Ignorable="w14 w15 w16se w16cid w16 w16cex w16sdtdh w16sdtfl w16du wp14">
   <w:body>
     <w:p>
       <w:pPr>
@@ -94,7 +94,13 @@
         <w:rPr>
           <w:lang w:val="es-ES"/>
         </w:rPr>
-        <w:t>CATEGORIAS: BASE – FACT (venta) - GASTO</w:t>
+        <w:t>CONCEPTO</w:t>
+      </w:r>
+      <w:r>
+        <w:rPr>
+          <w:lang w:val="es-ES"/>
+        </w:rPr>
+        <w:t>: BASE – FACT (venta) - GASTO</w:t>
       </w:r>
     </w:p>
     <w:p>
@@ -106,16 +112,17 @@
     </w:p>
     <w:tbl>
       <w:tblPr>
-        <w:tblStyle w:val="Tabladecuadrcula4-nfasis4"/>
-        <w:tblW w:w="5133" w:type="pct"/>
+        <w:tblStyle w:val="Tablaconcuadrcula4-nfasis4"/>
+        <w:tblW w:w="4597" w:type="pct"/>
         <w:tblInd w:w="-5" w:type="dxa"/>
         <w:tblLook w:val="0620" w:firstRow="1" w:lastRow="0" w:firstColumn="0" w:lastColumn="0" w:noHBand="1" w:noVBand="1"/>
         <w:tblDescription w:val="Lista de regalos"/>
       </w:tblPr>
       <w:tblGrid>
-        <w:gridCol w:w="2126"/>
-        <w:gridCol w:w="6281"/>
-        <w:gridCol w:w="2670"/>
+        <w:gridCol w:w="1613"/>
+        <w:gridCol w:w="5476"/>
+        <w:gridCol w:w="1561"/>
+        <w:gridCol w:w="1270"/>
       </w:tblGrid>
       <w:tr>
         <w:trPr>
@@ -124,7 +131,7 @@
         </w:trPr>
         <w:tc>
           <w:tcPr>
-            <w:tcW w:w="960" w:type="pct"/>
+            <w:tcW w:w="813" w:type="pct"/>
           </w:tcPr>
           <w:p>
             <w:pPr>
@@ -144,7 +151,7 @@
         </w:tc>
         <w:tc>
           <w:tcPr>
-            <w:tcW w:w="2835" w:type="pct"/>
+            <w:tcW w:w="2760" w:type="pct"/>
           </w:tcPr>
           <w:p>
             <w:pPr>
@@ -160,19 +167,37 @@
               </w:rPr>
               <w:t>Descripción</w:t>
             </w:r>
-            <w:bookmarkStart w:id="0" w:name="_GoBack"/>
-            <w:bookmarkEnd w:id="0"/>
-          </w:p>
-        </w:tc>
-        <w:tc>
-          <w:tcPr>
-            <w:tcW w:w="1205" w:type="pct"/>
-          </w:tcPr>
-          <w:p>
-            <w:pPr>
-              <w:rPr>
-                <w:sz w:val="32"/>
-                <w:lang w:val="es-ES"/>
+          </w:p>
+        </w:tc>
+        <w:tc>
+          <w:tcPr>
+            <w:tcW w:w="787" w:type="pct"/>
+          </w:tcPr>
+          <w:p>
+            <w:pPr>
+              <w:rPr>
+                <w:sz w:val="32"/>
+                <w:lang w:val="es-ES"/>
+              </w:rPr>
+            </w:pPr>
+            <w:r>
+              <w:rPr>
+                <w:sz w:val="32"/>
+                <w:lang w:val="es-ES" w:bidi="es-ES"/>
+              </w:rPr>
+              <w:t>Origen</w:t>
+            </w:r>
+          </w:p>
+        </w:tc>
+        <w:tc>
+          <w:tcPr>
+            <w:tcW w:w="640" w:type="pct"/>
+          </w:tcPr>
+          <w:p>
+            <w:pPr>
+              <w:rPr>
+                <w:sz w:val="32"/>
+                <w:lang w:val="es-ES" w:bidi="es-ES"/>
               </w:rPr>
             </w:pPr>
             <w:r>
@@ -191,7 +216,7 @@
         </w:trPr>
         <w:tc>
           <w:tcPr>
-            <w:tcW w:w="960" w:type="pct"/>
+            <w:tcW w:w="813" w:type="pct"/>
           </w:tcPr>
           <w:p>
             <w:pPr>
@@ -212,7 +237,7 @@
         </w:tc>
         <w:tc>
           <w:tcPr>
-            <w:tcW w:w="2835" w:type="pct"/>
+            <w:tcW w:w="2760" w:type="pct"/>
           </w:tcPr>
           <w:p>
             <w:pPr>
@@ -239,7 +264,7 @@
         </w:tc>
         <w:tc>
           <w:tcPr>
-            <w:tcW w:w="1205" w:type="pct"/>
+            <w:tcW w:w="787" w:type="pct"/>
           </w:tcPr>
           <w:p>
             <w:pPr>
@@ -255,6 +280,19 @@
               </w:rPr>
               <w:t>125.600</w:t>
             </w:r>
+          </w:p>
+        </w:tc>
+        <w:tc>
+          <w:tcPr>
+            <w:tcW w:w="640" w:type="pct"/>
+          </w:tcPr>
+          <w:p>
+            <w:pPr>
+              <w:rPr>
+                <w:sz w:val="32"/>
+                <w:lang w:val="es-ES"/>
+              </w:rPr>
+            </w:pPr>
           </w:p>
         </w:tc>
       </w:tr>
@@ -264,7 +302,7 @@
         </w:trPr>
         <w:tc>
           <w:tcPr>
-            <w:tcW w:w="960" w:type="pct"/>
+            <w:tcW w:w="813" w:type="pct"/>
           </w:tcPr>
           <w:p>
             <w:pPr>
@@ -284,7 +322,7 @@
         </w:tc>
         <w:tc>
           <w:tcPr>
-            <w:tcW w:w="2835" w:type="pct"/>
+            <w:tcW w:w="2760" w:type="pct"/>
           </w:tcPr>
           <w:p>
             <w:pPr>
@@ -304,7 +342,20 @@
         </w:tc>
         <w:tc>
           <w:tcPr>
-            <w:tcW w:w="1205" w:type="pct"/>
+            <w:tcW w:w="787" w:type="pct"/>
+          </w:tcPr>
+          <w:p>
+            <w:pPr>
+              <w:rPr>
+                <w:sz w:val="32"/>
+                <w:lang w:val="es-ES"/>
+              </w:rPr>
+            </w:pPr>
+          </w:p>
+        </w:tc>
+        <w:tc>
+          <w:tcPr>
+            <w:tcW w:w="640" w:type="pct"/>
           </w:tcPr>
           <w:p>
             <w:pPr>
@@ -322,7 +373,7 @@
         </w:trPr>
         <w:tc>
           <w:tcPr>
-            <w:tcW w:w="960" w:type="pct"/>
+            <w:tcW w:w="813" w:type="pct"/>
           </w:tcPr>
           <w:p>
             <w:pPr>
@@ -335,20 +386,33 @@
         </w:tc>
         <w:tc>
           <w:tcPr>
-            <w:tcW w:w="2835" w:type="pct"/>
-          </w:tcPr>
-          <w:p>
-            <w:pPr>
-              <w:rPr>
-                <w:sz w:val="32"/>
-                <w:lang w:val="es-ES"/>
-              </w:rPr>
-            </w:pPr>
-          </w:p>
-        </w:tc>
-        <w:tc>
-          <w:tcPr>
-            <w:tcW w:w="1205" w:type="pct"/>
+            <w:tcW w:w="2760" w:type="pct"/>
+          </w:tcPr>
+          <w:p>
+            <w:pPr>
+              <w:rPr>
+                <w:sz w:val="32"/>
+                <w:lang w:val="es-ES"/>
+              </w:rPr>
+            </w:pPr>
+          </w:p>
+        </w:tc>
+        <w:tc>
+          <w:tcPr>
+            <w:tcW w:w="787" w:type="pct"/>
+          </w:tcPr>
+          <w:p>
+            <w:pPr>
+              <w:rPr>
+                <w:sz w:val="32"/>
+                <w:lang w:val="es-ES"/>
+              </w:rPr>
+            </w:pPr>
+          </w:p>
+        </w:tc>
+        <w:tc>
+          <w:tcPr>
+            <w:tcW w:w="640" w:type="pct"/>
           </w:tcPr>
           <w:p>
             <w:pPr>
@@ -366,7 +430,7 @@
         </w:trPr>
         <w:tc>
           <w:tcPr>
-            <w:tcW w:w="960" w:type="pct"/>
+            <w:tcW w:w="813" w:type="pct"/>
           </w:tcPr>
           <w:p>
             <w:pPr>
@@ -379,20 +443,33 @@
         </w:tc>
         <w:tc>
           <w:tcPr>
-            <w:tcW w:w="2835" w:type="pct"/>
-          </w:tcPr>
-          <w:p>
-            <w:pPr>
-              <w:rPr>
-                <w:sz w:val="32"/>
-                <w:lang w:val="es-ES"/>
-              </w:rPr>
-            </w:pPr>
-          </w:p>
-        </w:tc>
-        <w:tc>
-          <w:tcPr>
-            <w:tcW w:w="1205" w:type="pct"/>
+            <w:tcW w:w="2760" w:type="pct"/>
+          </w:tcPr>
+          <w:p>
+            <w:pPr>
+              <w:rPr>
+                <w:sz w:val="32"/>
+                <w:lang w:val="es-ES"/>
+              </w:rPr>
+            </w:pPr>
+          </w:p>
+        </w:tc>
+        <w:tc>
+          <w:tcPr>
+            <w:tcW w:w="787" w:type="pct"/>
+          </w:tcPr>
+          <w:p>
+            <w:pPr>
+              <w:rPr>
+                <w:sz w:val="32"/>
+                <w:lang w:val="es-ES"/>
+              </w:rPr>
+            </w:pPr>
+          </w:p>
+        </w:tc>
+        <w:tc>
+          <w:tcPr>
+            <w:tcW w:w="640" w:type="pct"/>
           </w:tcPr>
           <w:p>
             <w:pPr>
@@ -410,7 +487,7 @@
         </w:trPr>
         <w:tc>
           <w:tcPr>
-            <w:tcW w:w="960" w:type="pct"/>
+            <w:tcW w:w="813" w:type="pct"/>
           </w:tcPr>
           <w:p>
             <w:pPr>
@@ -423,20 +500,33 @@
         </w:tc>
         <w:tc>
           <w:tcPr>
-            <w:tcW w:w="2835" w:type="pct"/>
-          </w:tcPr>
-          <w:p>
-            <w:pPr>
-              <w:rPr>
-                <w:sz w:val="32"/>
-                <w:lang w:val="es-ES"/>
-              </w:rPr>
-            </w:pPr>
-          </w:p>
-        </w:tc>
-        <w:tc>
-          <w:tcPr>
-            <w:tcW w:w="1205" w:type="pct"/>
+            <w:tcW w:w="2760" w:type="pct"/>
+          </w:tcPr>
+          <w:p>
+            <w:pPr>
+              <w:rPr>
+                <w:sz w:val="32"/>
+                <w:lang w:val="es-ES"/>
+              </w:rPr>
+            </w:pPr>
+          </w:p>
+        </w:tc>
+        <w:tc>
+          <w:tcPr>
+            <w:tcW w:w="787" w:type="pct"/>
+          </w:tcPr>
+          <w:p>
+            <w:pPr>
+              <w:rPr>
+                <w:sz w:val="32"/>
+                <w:lang w:val="es-ES"/>
+              </w:rPr>
+            </w:pPr>
+          </w:p>
+        </w:tc>
+        <w:tc>
+          <w:tcPr>
+            <w:tcW w:w="640" w:type="pct"/>
           </w:tcPr>
           <w:p>
             <w:pPr>
@@ -454,7 +544,7 @@
         </w:trPr>
         <w:tc>
           <w:tcPr>
-            <w:tcW w:w="960" w:type="pct"/>
+            <w:tcW w:w="813" w:type="pct"/>
           </w:tcPr>
           <w:p>
             <w:pPr>
@@ -467,20 +557,33 @@
         </w:tc>
         <w:tc>
           <w:tcPr>
-            <w:tcW w:w="2835" w:type="pct"/>
-          </w:tcPr>
-          <w:p>
-            <w:pPr>
-              <w:rPr>
-                <w:sz w:val="32"/>
-                <w:lang w:val="es-ES"/>
-              </w:rPr>
-            </w:pPr>
-          </w:p>
-        </w:tc>
-        <w:tc>
-          <w:tcPr>
-            <w:tcW w:w="1205" w:type="pct"/>
+            <w:tcW w:w="2760" w:type="pct"/>
+          </w:tcPr>
+          <w:p>
+            <w:pPr>
+              <w:rPr>
+                <w:sz w:val="32"/>
+                <w:lang w:val="es-ES"/>
+              </w:rPr>
+            </w:pPr>
+          </w:p>
+        </w:tc>
+        <w:tc>
+          <w:tcPr>
+            <w:tcW w:w="787" w:type="pct"/>
+          </w:tcPr>
+          <w:p>
+            <w:pPr>
+              <w:rPr>
+                <w:sz w:val="32"/>
+                <w:lang w:val="es-ES"/>
+              </w:rPr>
+            </w:pPr>
+          </w:p>
+        </w:tc>
+        <w:tc>
+          <w:tcPr>
+            <w:tcW w:w="640" w:type="pct"/>
           </w:tcPr>
           <w:p>
             <w:pPr>
@@ -498,7 +601,7 @@
         </w:trPr>
         <w:tc>
           <w:tcPr>
-            <w:tcW w:w="960" w:type="pct"/>
+            <w:tcW w:w="813" w:type="pct"/>
           </w:tcPr>
           <w:p>
             <w:pPr>
@@ -511,20 +614,33 @@
         </w:tc>
         <w:tc>
           <w:tcPr>
-            <w:tcW w:w="2835" w:type="pct"/>
-          </w:tcPr>
-          <w:p>
-            <w:pPr>
-              <w:rPr>
-                <w:sz w:val="32"/>
-                <w:lang w:val="es-ES"/>
-              </w:rPr>
-            </w:pPr>
-          </w:p>
-        </w:tc>
-        <w:tc>
-          <w:tcPr>
-            <w:tcW w:w="1205" w:type="pct"/>
+            <w:tcW w:w="2760" w:type="pct"/>
+          </w:tcPr>
+          <w:p>
+            <w:pPr>
+              <w:rPr>
+                <w:sz w:val="32"/>
+                <w:lang w:val="es-ES"/>
+              </w:rPr>
+            </w:pPr>
+          </w:p>
+        </w:tc>
+        <w:tc>
+          <w:tcPr>
+            <w:tcW w:w="787" w:type="pct"/>
+          </w:tcPr>
+          <w:p>
+            <w:pPr>
+              <w:rPr>
+                <w:sz w:val="32"/>
+                <w:lang w:val="es-ES"/>
+              </w:rPr>
+            </w:pPr>
+          </w:p>
+        </w:tc>
+        <w:tc>
+          <w:tcPr>
+            <w:tcW w:w="640" w:type="pct"/>
           </w:tcPr>
           <w:p>
             <w:pPr>
@@ -542,7 +658,7 @@
         </w:trPr>
         <w:tc>
           <w:tcPr>
-            <w:tcW w:w="960" w:type="pct"/>
+            <w:tcW w:w="813" w:type="pct"/>
           </w:tcPr>
           <w:p>
             <w:pPr>
@@ -555,20 +671,33 @@
         </w:tc>
         <w:tc>
           <w:tcPr>
-            <w:tcW w:w="2835" w:type="pct"/>
-          </w:tcPr>
-          <w:p>
-            <w:pPr>
-              <w:rPr>
-                <w:sz w:val="32"/>
-                <w:lang w:val="es-ES"/>
-              </w:rPr>
-            </w:pPr>
-          </w:p>
-        </w:tc>
-        <w:tc>
-          <w:tcPr>
-            <w:tcW w:w="1205" w:type="pct"/>
+            <w:tcW w:w="2760" w:type="pct"/>
+          </w:tcPr>
+          <w:p>
+            <w:pPr>
+              <w:rPr>
+                <w:sz w:val="32"/>
+                <w:lang w:val="es-ES"/>
+              </w:rPr>
+            </w:pPr>
+          </w:p>
+        </w:tc>
+        <w:tc>
+          <w:tcPr>
+            <w:tcW w:w="787" w:type="pct"/>
+          </w:tcPr>
+          <w:p>
+            <w:pPr>
+              <w:rPr>
+                <w:sz w:val="32"/>
+                <w:lang w:val="es-ES"/>
+              </w:rPr>
+            </w:pPr>
+          </w:p>
+        </w:tc>
+        <w:tc>
+          <w:tcPr>
+            <w:tcW w:w="640" w:type="pct"/>
           </w:tcPr>
           <w:p>
             <w:pPr>
@@ -586,7 +715,7 @@
         </w:trPr>
         <w:tc>
           <w:tcPr>
-            <w:tcW w:w="960" w:type="pct"/>
+            <w:tcW w:w="813" w:type="pct"/>
           </w:tcPr>
           <w:p>
             <w:pPr>
@@ -599,20 +728,33 @@
         </w:tc>
         <w:tc>
           <w:tcPr>
-            <w:tcW w:w="2835" w:type="pct"/>
-          </w:tcPr>
-          <w:p>
-            <w:pPr>
-              <w:rPr>
-                <w:sz w:val="32"/>
-                <w:lang w:val="es-ES"/>
-              </w:rPr>
-            </w:pPr>
-          </w:p>
-        </w:tc>
-        <w:tc>
-          <w:tcPr>
-            <w:tcW w:w="1205" w:type="pct"/>
+            <w:tcW w:w="2760" w:type="pct"/>
+          </w:tcPr>
+          <w:p>
+            <w:pPr>
+              <w:rPr>
+                <w:sz w:val="32"/>
+                <w:lang w:val="es-ES"/>
+              </w:rPr>
+            </w:pPr>
+          </w:p>
+        </w:tc>
+        <w:tc>
+          <w:tcPr>
+            <w:tcW w:w="787" w:type="pct"/>
+          </w:tcPr>
+          <w:p>
+            <w:pPr>
+              <w:rPr>
+                <w:sz w:val="32"/>
+                <w:lang w:val="es-ES"/>
+              </w:rPr>
+            </w:pPr>
+          </w:p>
+        </w:tc>
+        <w:tc>
+          <w:tcPr>
+            <w:tcW w:w="640" w:type="pct"/>
           </w:tcPr>
           <w:p>
             <w:pPr>
@@ -630,7 +772,7 @@
         </w:trPr>
         <w:tc>
           <w:tcPr>
-            <w:tcW w:w="960" w:type="pct"/>
+            <w:tcW w:w="813" w:type="pct"/>
           </w:tcPr>
           <w:p>
             <w:pPr>
@@ -643,20 +785,33 @@
         </w:tc>
         <w:tc>
           <w:tcPr>
-            <w:tcW w:w="2835" w:type="pct"/>
-          </w:tcPr>
-          <w:p>
-            <w:pPr>
-              <w:rPr>
-                <w:sz w:val="32"/>
-                <w:lang w:val="es-ES"/>
-              </w:rPr>
-            </w:pPr>
-          </w:p>
-        </w:tc>
-        <w:tc>
-          <w:tcPr>
-            <w:tcW w:w="1205" w:type="pct"/>
+            <w:tcW w:w="2760" w:type="pct"/>
+          </w:tcPr>
+          <w:p>
+            <w:pPr>
+              <w:rPr>
+                <w:sz w:val="32"/>
+                <w:lang w:val="es-ES"/>
+              </w:rPr>
+            </w:pPr>
+          </w:p>
+        </w:tc>
+        <w:tc>
+          <w:tcPr>
+            <w:tcW w:w="787" w:type="pct"/>
+          </w:tcPr>
+          <w:p>
+            <w:pPr>
+              <w:rPr>
+                <w:sz w:val="32"/>
+                <w:lang w:val="es-ES"/>
+              </w:rPr>
+            </w:pPr>
+          </w:p>
+        </w:tc>
+        <w:tc>
+          <w:tcPr>
+            <w:tcW w:w="640" w:type="pct"/>
           </w:tcPr>
           <w:p>
             <w:pPr>
@@ -674,7 +829,7 @@
         </w:trPr>
         <w:tc>
           <w:tcPr>
-            <w:tcW w:w="960" w:type="pct"/>
+            <w:tcW w:w="813" w:type="pct"/>
           </w:tcPr>
           <w:p>
             <w:pPr>
@@ -687,20 +842,33 @@
         </w:tc>
         <w:tc>
           <w:tcPr>
-            <w:tcW w:w="2835" w:type="pct"/>
-          </w:tcPr>
-          <w:p>
-            <w:pPr>
-              <w:rPr>
-                <w:sz w:val="32"/>
-                <w:lang w:val="es-ES"/>
-              </w:rPr>
-            </w:pPr>
-          </w:p>
-        </w:tc>
-        <w:tc>
-          <w:tcPr>
-            <w:tcW w:w="1205" w:type="pct"/>
+            <w:tcW w:w="2760" w:type="pct"/>
+          </w:tcPr>
+          <w:p>
+            <w:pPr>
+              <w:rPr>
+                <w:sz w:val="32"/>
+                <w:lang w:val="es-ES"/>
+              </w:rPr>
+            </w:pPr>
+          </w:p>
+        </w:tc>
+        <w:tc>
+          <w:tcPr>
+            <w:tcW w:w="787" w:type="pct"/>
+          </w:tcPr>
+          <w:p>
+            <w:pPr>
+              <w:rPr>
+                <w:sz w:val="32"/>
+                <w:lang w:val="es-ES"/>
+              </w:rPr>
+            </w:pPr>
+          </w:p>
+        </w:tc>
+        <w:tc>
+          <w:tcPr>
+            <w:tcW w:w="640" w:type="pct"/>
           </w:tcPr>
           <w:p>
             <w:pPr>
@@ -718,7 +886,7 @@
         </w:trPr>
         <w:tc>
           <w:tcPr>
-            <w:tcW w:w="960" w:type="pct"/>
+            <w:tcW w:w="813" w:type="pct"/>
           </w:tcPr>
           <w:p>
             <w:pPr>
@@ -731,20 +899,33 @@
         </w:tc>
         <w:tc>
           <w:tcPr>
-            <w:tcW w:w="2835" w:type="pct"/>
-          </w:tcPr>
-          <w:p>
-            <w:pPr>
-              <w:rPr>
-                <w:sz w:val="32"/>
-                <w:lang w:val="es-ES"/>
-              </w:rPr>
-            </w:pPr>
-          </w:p>
-        </w:tc>
-        <w:tc>
-          <w:tcPr>
-            <w:tcW w:w="1205" w:type="pct"/>
+            <w:tcW w:w="2760" w:type="pct"/>
+          </w:tcPr>
+          <w:p>
+            <w:pPr>
+              <w:rPr>
+                <w:sz w:val="32"/>
+                <w:lang w:val="es-ES"/>
+              </w:rPr>
+            </w:pPr>
+          </w:p>
+        </w:tc>
+        <w:tc>
+          <w:tcPr>
+            <w:tcW w:w="787" w:type="pct"/>
+          </w:tcPr>
+          <w:p>
+            <w:pPr>
+              <w:rPr>
+                <w:sz w:val="32"/>
+                <w:lang w:val="es-ES"/>
+              </w:rPr>
+            </w:pPr>
+          </w:p>
+        </w:tc>
+        <w:tc>
+          <w:tcPr>
+            <w:tcW w:w="640" w:type="pct"/>
           </w:tcPr>
           <w:p>
             <w:pPr>
@@ -762,7 +943,7 @@
         </w:trPr>
         <w:tc>
           <w:tcPr>
-            <w:tcW w:w="960" w:type="pct"/>
+            <w:tcW w:w="813" w:type="pct"/>
           </w:tcPr>
           <w:p>
             <w:pPr>
@@ -775,64 +956,33 @@
         </w:tc>
         <w:tc>
           <w:tcPr>
-            <w:tcW w:w="2835" w:type="pct"/>
-          </w:tcPr>
-          <w:p>
-            <w:pPr>
-              <w:rPr>
-                <w:sz w:val="32"/>
-                <w:lang w:val="es-ES"/>
-              </w:rPr>
-            </w:pPr>
-          </w:p>
-        </w:tc>
-        <w:tc>
-          <w:tcPr>
-            <w:tcW w:w="1205" w:type="pct"/>
-          </w:tcPr>
-          <w:p>
-            <w:pPr>
-              <w:rPr>
-                <w:sz w:val="32"/>
-                <w:lang w:val="es-ES"/>
-              </w:rPr>
-            </w:pPr>
-          </w:p>
-        </w:tc>
-      </w:tr>
-      <w:tr>
-        <w:trPr>
-          <w:trHeight w:val="835"/>
-        </w:trPr>
-        <w:tc>
-          <w:tcPr>
-            <w:tcW w:w="960" w:type="pct"/>
-          </w:tcPr>
-          <w:p>
-            <w:pPr>
-              <w:pStyle w:val="Casilla"/>
-              <w:rPr>
-                <w:sz w:val="32"/>
-              </w:rPr>
-            </w:pPr>
-          </w:p>
-        </w:tc>
-        <w:tc>
-          <w:tcPr>
-            <w:tcW w:w="2835" w:type="pct"/>
-          </w:tcPr>
-          <w:p>
-            <w:pPr>
-              <w:rPr>
-                <w:sz w:val="32"/>
-                <w:lang w:val="es-ES"/>
-              </w:rPr>
-            </w:pPr>
-          </w:p>
-        </w:tc>
-        <w:tc>
-          <w:tcPr>
-            <w:tcW w:w="1205" w:type="pct"/>
+            <w:tcW w:w="2760" w:type="pct"/>
+          </w:tcPr>
+          <w:p>
+            <w:pPr>
+              <w:rPr>
+                <w:sz w:val="32"/>
+                <w:lang w:val="es-ES"/>
+              </w:rPr>
+            </w:pPr>
+          </w:p>
+        </w:tc>
+        <w:tc>
+          <w:tcPr>
+            <w:tcW w:w="787" w:type="pct"/>
+          </w:tcPr>
+          <w:p>
+            <w:pPr>
+              <w:rPr>
+                <w:sz w:val="32"/>
+                <w:lang w:val="es-ES"/>
+              </w:rPr>
+            </w:pPr>
+          </w:p>
+        </w:tc>
+        <w:tc>
+          <w:tcPr>
+            <w:tcW w:w="640" w:type="pct"/>
           </w:tcPr>
           <w:p>
             <w:pPr>
@@ -864,7 +1014,7 @@
 </file>
 
 <file path=word/endnotes.xml><?xml version="1.0" encoding="utf-8"?>
-<w:endnotes xmlns:wpc="http://schemas.microsoft.com/office/word/2010/wordprocessingCanvas" xmlns:cx="http://schemas.microsoft.com/office/drawing/2014/chartex" xmlns:mc="http://schemas.openxmlformats.org/markup-compatibility/2006" xmlns:o="urn:schemas-microsoft-com:office:office" xmlns:r="http://schemas.openxmlformats.org/officeDocument/2006/relationships" xmlns:m="http://schemas.openxmlformats.org/officeDocument/2006/math" xmlns:v="urn:schemas-microsoft-com:vml" xmlns:wp14="http://schemas.microsoft.com/office/word/2010/wordprocessingDrawing" xmlns:wp="http://schemas.openxmlformats.org/drawingml/2006/wordprocessingDrawing" xmlns:w10="urn:schemas-microsoft-com:office:word" xmlns:w="http://schemas.openxmlformats.org/wordprocessingml/2006/main" xmlns:w14="http://schemas.microsoft.com/office/word/2010/wordml" xmlns:w15="http://schemas.microsoft.com/office/word/2012/wordml" xmlns:w16se="http://schemas.microsoft.com/office/word/2015/wordml/symex" xmlns:wpg="http://schemas.microsoft.com/office/word/2010/wordprocessingGroup" xmlns:wpi="http://schemas.microsoft.com/office/word/2010/wordprocessingInk" xmlns:wne="http://schemas.microsoft.com/office/word/2006/wordml" xmlns:wps="http://schemas.microsoft.com/office/word/2010/wordprocessingShape" mc:Ignorable="w14 w15 w16se wp14">
+<w:endnotes xmlns:wpc="http://schemas.microsoft.com/office/word/2010/wordprocessingCanvas" xmlns:cx="http://schemas.microsoft.com/office/drawing/2014/chartex" xmlns:cx1="http://schemas.microsoft.com/office/drawing/2015/9/8/chartex" xmlns:cx2="http://schemas.microsoft.com/office/drawing/2015/10/21/chartex" xmlns:cx3="http://schemas.microsoft.com/office/drawing/2016/5/9/chartex" xmlns:cx4="http://schemas.microsoft.com/office/drawing/2016/5/10/chartex" xmlns:cx5="http://schemas.microsoft.com/office/drawing/2016/5/11/chartex" xmlns:cx6="http://schemas.microsoft.com/office/drawing/2016/5/12/chartex" xmlns:cx7="http://schemas.microsoft.com/office/drawing/2016/5/13/chartex" xmlns:cx8="http://schemas.microsoft.com/office/drawing/2016/5/14/chartex" xmlns:mc="http://schemas.openxmlformats.org/markup-compatibility/2006" xmlns:aink="http://schemas.microsoft.com/office/drawing/2016/ink" xmlns:am3d="http://schemas.microsoft.com/office/drawing/2017/model3d" xmlns:o="urn:schemas-microsoft-com:office:office" xmlns:oel="http://schemas.microsoft.com/office/2019/extlst" xmlns:r="http://schemas.openxmlformats.org/officeDocument/2006/relationships" xmlns:m="http://schemas.openxmlformats.org/officeDocument/2006/math" xmlns:v="urn:schemas-microsoft-com:vml" xmlns:wp14="http://schemas.microsoft.com/office/word/2010/wordprocessingDrawing" xmlns:wp="http://schemas.openxmlformats.org/drawingml/2006/wordprocessingDrawing" xmlns:w10="urn:schemas-microsoft-com:office:word" xmlns:w="http://schemas.openxmlformats.org/wordprocessingml/2006/main" xmlns:w14="http://schemas.microsoft.com/office/word/2010/wordml" xmlns:w15="http://schemas.microsoft.com/office/word/2012/wordml" xmlns:w16cex="http://schemas.microsoft.com/office/word/2018/wordml/cex" xmlns:w16cid="http://schemas.microsoft.com/office/word/2016/wordml/cid" xmlns:w16="http://schemas.microsoft.com/office/word/2018/wordml" xmlns:w16du="http://schemas.microsoft.com/office/word/2023/wordml/word16du" xmlns:w16sdtdh="http://schemas.microsoft.com/office/word/2020/wordml/sdtdatahash" xmlns:w16sdtfl="http://schemas.microsoft.com/office/word/2024/wordml/sdtformatlock" xmlns:w16se="http://schemas.microsoft.com/office/word/2015/wordml/symex" xmlns:wpg="http://schemas.microsoft.com/office/word/2010/wordprocessingGroup" xmlns:wpi="http://schemas.microsoft.com/office/word/2010/wordprocessingInk" xmlns:wne="http://schemas.microsoft.com/office/word/2006/wordml" xmlns:wps="http://schemas.microsoft.com/office/word/2010/wordprocessingShape" mc:Ignorable="w14 w15 w16se w16cid w16 w16cex w16sdtdh w16sdtfl w16du wp14">
   <w:endnote w:type="separator" w:id="-1">
     <w:p>
       <w:pPr>
@@ -889,7 +1039,7 @@
 </file>
 
 <file path=word/footnotes.xml><?xml version="1.0" encoding="utf-8"?>
-<w:footnotes xmlns:wpc="http://schemas.microsoft.com/office/word/2010/wordprocessingCanvas" xmlns:cx="http://schemas.microsoft.com/office/drawing/2014/chartex" xmlns:mc="http://schemas.openxmlformats.org/markup-compatibility/2006" xmlns:o="urn:schemas-microsoft-com:office:office" xmlns:r="http://schemas.openxmlformats.org/officeDocument/2006/relationships" xmlns:m="http://schemas.openxmlformats.org/officeDocument/2006/math" xmlns:v="urn:schemas-microsoft-com:vml" xmlns:wp14="http://schemas.microsoft.com/office/word/2010/wordprocessingDrawing" xmlns:wp="http://schemas.openxmlformats.org/drawingml/2006/wordprocessingDrawing" xmlns:w10="urn:schemas-microsoft-com:office:word" xmlns:w="http://schemas.openxmlformats.org/wordprocessingml/2006/main" xmlns:w14="http://schemas.microsoft.com/office/word/2010/wordml" xmlns:w15="http://schemas.microsoft.com/office/word/2012/wordml" xmlns:w16se="http://schemas.microsoft.com/office/word/2015/wordml/symex" xmlns:wpg="http://schemas.microsoft.com/office/word/2010/wordprocessingGroup" xmlns:wpi="http://schemas.microsoft.com/office/word/2010/wordprocessingInk" xmlns:wne="http://schemas.microsoft.com/office/word/2006/wordml" xmlns:wps="http://schemas.microsoft.com/office/word/2010/wordprocessingShape" mc:Ignorable="w14 w15 w16se wp14">
+<w:footnotes xmlns:wpc="http://schemas.microsoft.com/office/word/2010/wordprocessingCanvas" xmlns:cx="http://schemas.microsoft.com/office/drawing/2014/chartex" xmlns:cx1="http://schemas.microsoft.com/office/drawing/2015/9/8/chartex" xmlns:cx2="http://schemas.microsoft.com/office/drawing/2015/10/21/chartex" xmlns:cx3="http://schemas.microsoft.com/office/drawing/2016/5/9/chartex" xmlns:cx4="http://schemas.microsoft.com/office/drawing/2016/5/10/chartex" xmlns:cx5="http://schemas.microsoft.com/office/drawing/2016/5/11/chartex" xmlns:cx6="http://schemas.microsoft.com/office/drawing/2016/5/12/chartex" xmlns:cx7="http://schemas.microsoft.com/office/drawing/2016/5/13/chartex" xmlns:cx8="http://schemas.microsoft.com/office/drawing/2016/5/14/chartex" xmlns:mc="http://schemas.openxmlformats.org/markup-compatibility/2006" xmlns:aink="http://schemas.microsoft.com/office/drawing/2016/ink" xmlns:am3d="http://schemas.microsoft.com/office/drawing/2017/model3d" xmlns:o="urn:schemas-microsoft-com:office:office" xmlns:oel="http://schemas.microsoft.com/office/2019/extlst" xmlns:r="http://schemas.openxmlformats.org/officeDocument/2006/relationships" xmlns:m="http://schemas.openxmlformats.org/officeDocument/2006/math" xmlns:v="urn:schemas-microsoft-com:vml" xmlns:wp14="http://schemas.microsoft.com/office/word/2010/wordprocessingDrawing" xmlns:wp="http://schemas.openxmlformats.org/drawingml/2006/wordprocessingDrawing" xmlns:w10="urn:schemas-microsoft-com:office:word" xmlns:w="http://schemas.openxmlformats.org/wordprocessingml/2006/main" xmlns:w14="http://schemas.microsoft.com/office/word/2010/wordml" xmlns:w15="http://schemas.microsoft.com/office/word/2012/wordml" xmlns:w16cex="http://schemas.microsoft.com/office/word/2018/wordml/cex" xmlns:w16cid="http://schemas.microsoft.com/office/word/2016/wordml/cid" xmlns:w16="http://schemas.microsoft.com/office/word/2018/wordml" xmlns:w16du="http://schemas.microsoft.com/office/word/2023/wordml/word16du" xmlns:w16sdtdh="http://schemas.microsoft.com/office/word/2020/wordml/sdtdatahash" xmlns:w16sdtfl="http://schemas.microsoft.com/office/word/2024/wordml/sdtformatlock" xmlns:w16se="http://schemas.microsoft.com/office/word/2015/wordml/symex" xmlns:wpg="http://schemas.microsoft.com/office/word/2010/wordprocessingGroup" xmlns:wpi="http://schemas.microsoft.com/office/word/2010/wordprocessingInk" xmlns:wne="http://schemas.microsoft.com/office/word/2006/wordml" xmlns:wps="http://schemas.microsoft.com/office/word/2010/wordprocessingShape" mc:Ignorable="w14 w15 w16se w16cid w16 w16cex w16sdtdh w16sdtfl w16du wp14">
   <w:footnote w:type="separator" w:id="-1">
     <w:p>
       <w:pPr>
@@ -914,7 +1064,7 @@
 </file>
 
 <file path=word/header1.xml><?xml version="1.0" encoding="utf-8"?>
-<w:hdr xmlns:wpc="http://schemas.microsoft.com/office/word/2010/wordprocessingCanvas" xmlns:cx="http://schemas.microsoft.com/office/drawing/2014/chartex" xmlns:mc="http://schemas.openxmlformats.org/markup-compatibility/2006" xmlns:o="urn:schemas-microsoft-com:office:office" xmlns:r="http://schemas.openxmlformats.org/officeDocument/2006/relationships" xmlns:m="http://schemas.openxmlformats.org/officeDocument/2006/math" xmlns:v="urn:schemas-microsoft-com:vml" xmlns:wp14="http://schemas.microsoft.com/office/word/2010/wordprocessingDrawing" xmlns:wp="http://schemas.openxmlformats.org/drawingml/2006/wordprocessingDrawing" xmlns:w10="urn:schemas-microsoft-com:office:word" xmlns:w="http://schemas.openxmlformats.org/wordprocessingml/2006/main" xmlns:w14="http://schemas.microsoft.com/office/word/2010/wordml" xmlns:w15="http://schemas.microsoft.com/office/word/2012/wordml" xmlns:w16se="http://schemas.microsoft.com/office/word/2015/wordml/symex" xmlns:wpg="http://schemas.microsoft.com/office/word/2010/wordprocessingGroup" xmlns:wpi="http://schemas.microsoft.com/office/word/2010/wordprocessingInk" xmlns:wne="http://schemas.microsoft.com/office/word/2006/wordml" xmlns:wps="http://schemas.microsoft.com/office/word/2010/wordprocessingShape" mc:Ignorable="w14 w15 w16se wp14">
+<w:hdr xmlns:wpc="http://schemas.microsoft.com/office/word/2010/wordprocessingCanvas" xmlns:cx="http://schemas.microsoft.com/office/drawing/2014/chartex" xmlns:cx1="http://schemas.microsoft.com/office/drawing/2015/9/8/chartex" xmlns:cx2="http://schemas.microsoft.com/office/drawing/2015/10/21/chartex" xmlns:cx3="http://schemas.microsoft.com/office/drawing/2016/5/9/chartex" xmlns:cx4="http://schemas.microsoft.com/office/drawing/2016/5/10/chartex" xmlns:cx5="http://schemas.microsoft.com/office/drawing/2016/5/11/chartex" xmlns:cx6="http://schemas.microsoft.com/office/drawing/2016/5/12/chartex" xmlns:cx7="http://schemas.microsoft.com/office/drawing/2016/5/13/chartex" xmlns:cx8="http://schemas.microsoft.com/office/drawing/2016/5/14/chartex" xmlns:mc="http://schemas.openxmlformats.org/markup-compatibility/2006" xmlns:aink="http://schemas.microsoft.com/office/drawing/2016/ink" xmlns:am3d="http://schemas.microsoft.com/office/drawing/2017/model3d" xmlns:o="urn:schemas-microsoft-com:office:office" xmlns:oel="http://schemas.microsoft.com/office/2019/extlst" xmlns:r="http://schemas.openxmlformats.org/officeDocument/2006/relationships" xmlns:m="http://schemas.openxmlformats.org/officeDocument/2006/math" xmlns:v="urn:schemas-microsoft-com:vml" xmlns:wp14="http://schemas.microsoft.com/office/word/2010/wordprocessingDrawing" xmlns:wp="http://schemas.openxmlformats.org/drawingml/2006/wordprocessingDrawing" xmlns:w10="urn:schemas-microsoft-com:office:word" xmlns:w="http://schemas.openxmlformats.org/wordprocessingml/2006/main" xmlns:w14="http://schemas.microsoft.com/office/word/2010/wordml" xmlns:w15="http://schemas.microsoft.com/office/word/2012/wordml" xmlns:w16cex="http://schemas.microsoft.com/office/word/2018/wordml/cex" xmlns:w16cid="http://schemas.microsoft.com/office/word/2016/wordml/cid" xmlns:w16="http://schemas.microsoft.com/office/word/2018/wordml" xmlns:w16du="http://schemas.microsoft.com/office/word/2023/wordml/word16du" xmlns:w16sdtdh="http://schemas.microsoft.com/office/word/2020/wordml/sdtdatahash" xmlns:w16sdtfl="http://schemas.microsoft.com/office/word/2024/wordml/sdtformatlock" xmlns:w16se="http://schemas.microsoft.com/office/word/2015/wordml/symex" xmlns:wpg="http://schemas.microsoft.com/office/word/2010/wordprocessingGroup" xmlns:wpi="http://schemas.microsoft.com/office/word/2010/wordprocessingInk" xmlns:wne="http://schemas.microsoft.com/office/word/2006/wordml" xmlns:wps="http://schemas.microsoft.com/office/word/2010/wordprocessingShape" mc:Ignorable="w14 w15 w16se w16cid w16 w16cex w16sdtdh w16sdtfl w16du wp14">
   <w:p>
     <w:pPr>
       <w:pStyle w:val="Encabezado"/>
@@ -1079,7 +1229,7 @@
                                   <pic:cNvPicPr/>
                                 </pic:nvPicPr>
                                 <pic:blipFill>
-                                  <a:blip r:embed="rId1">
+                                  <a:blip r:embed="rId2">
                                     <a:extLst>
                                       <a:ext uri="{28A0092B-C50C-407E-A947-70E740481C1C}">
                                         <a14:useLocalDpi xmlns:a14="http://schemas.microsoft.com/office/drawing/2010/main" val="0"/>
@@ -1118,7 +1268,7 @@
 </file>
 
 <file path=word/styles.xml><?xml version="1.0" encoding="utf-8"?>
-<w:styles xmlns:mc="http://schemas.openxmlformats.org/markup-compatibility/2006" xmlns:r="http://schemas.openxmlformats.org/officeDocument/2006/relationships" xmlns:w="http://schemas.openxmlformats.org/wordprocessingml/2006/main" xmlns:w14="http://schemas.microsoft.com/office/word/2010/wordml" xmlns:w15="http://schemas.microsoft.com/office/word/2012/wordml" xmlns:w16se="http://schemas.microsoft.com/office/word/2015/wordml/symex" mc:Ignorable="w14 w15 w16se">
+<w:styles xmlns:mc="http://schemas.openxmlformats.org/markup-compatibility/2006" xmlns:r="http://schemas.openxmlformats.org/officeDocument/2006/relationships" xmlns:w="http://schemas.openxmlformats.org/wordprocessingml/2006/main" xmlns:w14="http://schemas.microsoft.com/office/word/2010/wordml" xmlns:w15="http://schemas.microsoft.com/office/word/2012/wordml" xmlns:w16cex="http://schemas.microsoft.com/office/word/2018/wordml/cex" xmlns:w16cid="http://schemas.microsoft.com/office/word/2016/wordml/cid" xmlns:w16="http://schemas.microsoft.com/office/word/2018/wordml" xmlns:w16du="http://schemas.microsoft.com/office/word/2023/wordml/word16du" xmlns:w16sdtdh="http://schemas.microsoft.com/office/word/2020/wordml/sdtdatahash" xmlns:w16sdtfl="http://schemas.microsoft.com/office/word/2024/wordml/sdtformatlock" xmlns:w16se="http://schemas.microsoft.com/office/word/2015/wordml/symex" mc:Ignorable="w14 w15 w16se w16cid w16 w16cex w16sdtdh w16sdtfl w16du">
   <w:docDefaults>
     <w:rPrDefault>
       <w:rPr>
@@ -1134,7 +1284,7 @@
       </w:pPr>
     </w:pPrDefault>
   </w:docDefaults>
-  <w:latentStyles w:defLockedState="0" w:defUIPriority="99" w:defSemiHidden="0" w:defUnhideWhenUsed="0" w:defQFormat="0" w:count="371">
+  <w:latentStyles w:defLockedState="0" w:defUIPriority="99" w:defSemiHidden="0" w:defUnhideWhenUsed="0" w:defQFormat="0" w:count="376">
     <w:lsdException w:name="Normal" w:uiPriority="0" w:qFormat="1"/>
     <w:lsdException w:name="heading 1" w:uiPriority="9" w:qFormat="1"/>
     <w:lsdException w:name="heading 2" w:semiHidden="1" w:uiPriority="9" w:unhideWhenUsed="1" w:qFormat="1"/>
@@ -1506,6 +1656,11 @@
     <w:lsdException w:name="List Table 5 Dark Accent 6" w:uiPriority="50"/>
     <w:lsdException w:name="List Table 6 Colorful Accent 6" w:uiPriority="51"/>
     <w:lsdException w:name="List Table 7 Colorful Accent 6" w:uiPriority="52"/>
+    <w:lsdException w:name="Mention" w:semiHidden="1" w:unhideWhenUsed="1"/>
+    <w:lsdException w:name="Smart Hyperlink" w:semiHidden="1" w:unhideWhenUsed="1"/>
+    <w:lsdException w:name="Hashtag" w:semiHidden="1" w:unhideWhenUsed="1"/>
+    <w:lsdException w:name="Unresolved Mention" w:semiHidden="1" w:unhideWhenUsed="1"/>
+    <w:lsdException w:name="Smart Link" w:semiHidden="1" w:unhideWhenUsed="1"/>
   </w:latentStyles>
   <w:style w:type="paragraph" w:default="1" w:styleId="Normal">
     <w:name w:val="Normal"/>
@@ -1582,7 +1737,7 @@
     <w:uiPriority w:val="99"/>
     <w:rsid w:val="00820E24"/>
   </w:style>
-  <w:style w:type="table" w:styleId="Tabladecuadrcula4-nfasis1">
+  <w:style w:type="table" w:styleId="Tablaconcuadrcula4-nfasis1">
     <w:name w:val="Grid Table 4 Accent 1"/>
     <w:basedOn w:val="Tablanormal"/>
     <w:uiPriority w:val="49"/>
@@ -1761,7 +1916,7 @@
       </w:tcPr>
     </w:tblStylePr>
   </w:style>
-  <w:style w:type="table" w:styleId="Tabladecuadrcula3-nfasis6">
+  <w:style w:type="table" w:styleId="Tablaconcuadrcula3-nfasis6">
     <w:name w:val="Grid Table 3 Accent 6"/>
     <w:basedOn w:val="Tablanormal"/>
     <w:uiPriority w:val="48"/>
@@ -1897,7 +2052,7 @@
       </w:tcPr>
     </w:tblStylePr>
   </w:style>
-  <w:style w:type="table" w:styleId="Tabladecuadrcula4-nfasis4">
+  <w:style w:type="table" w:styleId="Tablaconcuadrcula4-nfasis4">
     <w:name w:val="Grid Table 4 Accent 4"/>
     <w:basedOn w:val="Tablanormal"/>
     <w:uiPriority w:val="49"/>

--- a/Formatos/Registro_diario.docx
+++ b/Formatos/Registro_diario.docx
@@ -278,7 +278,7 @@
                 <w:sz w:val="32"/>
                 <w:lang w:val="es-ES"/>
               </w:rPr>
-              <w:t>125.600</w:t>
+              <w:t>EFECTIVO</w:t>
             </w:r>
           </w:p>
         </w:tc>
@@ -293,6 +293,13 @@
                 <w:lang w:val="es-ES"/>
               </w:rPr>
             </w:pPr>
+            <w:r>
+              <w:rPr>
+                <w:sz w:val="32"/>
+                <w:lang w:val="es-ES"/>
+              </w:rPr>
+              <w:t>100.000</w:t>
+            </w:r>
           </w:p>
         </w:tc>
       </w:tr>
@@ -311,13 +318,6 @@
                 <w:sz w:val="32"/>
               </w:rPr>
             </w:pPr>
-            <w:r>
-              <w:rPr>
-                <w:b/>
-                <w:sz w:val="32"/>
-              </w:rPr>
-              <w:t>CAJA MENOR</w:t>
-            </w:r>
           </w:p>
         </w:tc>
         <w:tc>
@@ -331,13 +331,6 @@
                 <w:lang w:val="es-ES"/>
               </w:rPr>
             </w:pPr>
-            <w:r>
-              <w:rPr>
-                <w:b/>
-                <w:sz w:val="32"/>
-              </w:rPr>
-              <w:t>CAJA MENOR</w:t>
-            </w:r>
           </w:p>
         </w:tc>
         <w:tc>
